--- a/dist/submission_v2/P7_Capstone_JIBS_EN.docx
+++ b/dist/submission_v2/P7_Capstone_JIBS_EN.docx
@@ -101,6 +101,42 @@
       </w:r>
       <w:r>
         <w:t xml:space="preserve">internationalization–performance; inverted-U; institutional regime; digital capability; Asia-Pacific; World Bank Enterprise Surveys</w:t>
+      </w:r>
+    </w:p>
+    <w:p>
+      <w:pPr>
+        <w:pStyle w:val="BodyText"/>
+      </w:pPr>
+      <w:r>
+        <w:rPr>
+          <w:bCs/>
+          <w:b/>
+        </w:rPr>
+        <w:t xml:space="preserve">JEL Classification:</w:t>
+      </w:r>
+      <w:r>
+        <w:t xml:space="preserve"> </w:t>
+      </w:r>
+      <w:r>
+        <w:t xml:space="preserve">F23; O33; D22; L25; O53.</w:t>
+      </w:r>
+    </w:p>
+    <w:p>
+      <w:pPr>
+        <w:pStyle w:val="BodyText"/>
+      </w:pPr>
+      <w:r>
+        <w:rPr>
+          <w:bCs/>
+          <w:b/>
+        </w:rPr>
+        <w:t xml:space="preserve">Paper type:</w:t>
+      </w:r>
+      <w:r>
+        <w:t xml:space="preserve"> </w:t>
+      </w:r>
+      <w:r>
+        <w:t xml:space="preserve">Research paper.</w:t>
       </w:r>
     </w:p>
     <w:p>

--- a/dist/submission_v2/P7_Capstone_JIBS_EN.docx
+++ b/dist/submission_v2/P7_Capstone_JIBS_EN.docx
@@ -880,7 +880,36 @@
         <w:pStyle w:val="Compact"/>
       </w:pPr>
       <w:r>
-        <w:t xml:space="preserve">FSTS×TCI: β = −0.144 (NS), the ascending limb interaction is not significant</w:t>
+        <w:t xml:space="preserve">FSTS×TCI:</w:t>
+      </w:r>
+      <w:r>
+        <w:t xml:space="preserve"> </w:t>
+      </w:r>
+      <m:oMath>
+        <m:r>
+          <m:t>β</m:t>
+        </m:r>
+        <m:r>
+          <m:rPr>
+            <m:sty m:val="p"/>
+          </m:rPr>
+          <m:t>=</m:t>
+        </m:r>
+        <m:r>
+          <m:rPr>
+            <m:sty m:val="p"/>
+          </m:rPr>
+          <m:t>−</m:t>
+        </m:r>
+        <m:r>
+          <m:t>0.144</m:t>
+        </m:r>
+      </m:oMath>
+      <w:r>
+        <w:t xml:space="preserve"> </w:t>
+      </w:r>
+      <w:r>
+        <w:t xml:space="preserve">(NS), the ascending limb interaction is not significant</w:t>
       </w:r>
     </w:p>
     <w:p>
@@ -892,7 +921,36 @@
         <w:pStyle w:val="Compact"/>
       </w:pPr>
       <w:r>
-        <w:t xml:space="preserve">FSTS²×TCI: β = −0.137 (NS in M7; remains NS in M8, p=.129)</w:t>
+        <w:t xml:space="preserve">FSTS²×TCI:</w:t>
+      </w:r>
+      <w:r>
+        <w:t xml:space="preserve"> </w:t>
+      </w:r>
+      <m:oMath>
+        <m:r>
+          <m:t>β</m:t>
+        </m:r>
+        <m:r>
+          <m:rPr>
+            <m:sty m:val="p"/>
+          </m:rPr>
+          <m:t>=</m:t>
+        </m:r>
+        <m:r>
+          <m:rPr>
+            <m:sty m:val="p"/>
+          </m:rPr>
+          <m:t>−</m:t>
+        </m:r>
+        <m:r>
+          <m:t>0.137</m:t>
+        </m:r>
+      </m:oMath>
+      <w:r>
+        <w:t xml:space="preserve"> </w:t>
+      </w:r>
+      <w:r>
+        <w:t xml:space="preserve">(NS in M7; remains NS in M8, p=.129)</w:t>
       </w:r>
     </w:p>
     <w:p>
@@ -996,7 +1054,53 @@
         <w:pStyle w:val="BodyText"/>
       </w:pPr>
       <w:r>
-        <w:t xml:space="preserve">Manager experience (β = +0.007, p = .026) and female top manager (β = +0.185, p &lt; .001) both raise firm performance independently of FSTS in M9. The experience effect implies approximately 0.7% higher labour productivity per additional year of sectoral experience; the female top manager effect implies approximately a 20% performance premium (exp(0.185) − 1 ≈ 20%). The FSTS×manager_experience interaction is not significant in M9 (β = −0.012, p = .133), but reaches p = .053 in M11 (β = −0.019, †), suggesting that, in the full specification, more experienced managers navigate the high-FSTS coordination challenges more effectively (negative interaction = smaller performance decline above the turning point).</w:t>
+        <w:t xml:space="preserve">Manager experience (β = +0.007, p = .026) and female top manager (β = +0.185, p &lt; .001) both raise firm performance independently of FSTS in M9. The experience effect implies approximately 0.7% higher labour productivity per additional year of sectoral experience; the female top manager effect implies approximately a 20% performance premium (exp(0.185) − 1 ≈ 20%). The FSTS×manager_experience interaction is not significant in M9 (</w:t>
+      </w:r>
+      <m:oMath>
+        <m:r>
+          <m:t>β</m:t>
+        </m:r>
+        <m:r>
+          <m:rPr>
+            <m:sty m:val="p"/>
+          </m:rPr>
+          <m:t>=</m:t>
+        </m:r>
+        <m:r>
+          <m:rPr>
+            <m:sty m:val="p"/>
+          </m:rPr>
+          <m:t>−</m:t>
+        </m:r>
+        <m:r>
+          <m:t>0.012</m:t>
+        </m:r>
+      </m:oMath>
+      <w:r>
+        <w:t xml:space="preserve">, p = .133), but reaches p = .053 in M11 (</w:t>
+      </w:r>
+      <m:oMath>
+        <m:r>
+          <m:t>β</m:t>
+        </m:r>
+        <m:r>
+          <m:rPr>
+            <m:sty m:val="p"/>
+          </m:rPr>
+          <m:t>=</m:t>
+        </m:r>
+        <m:r>
+          <m:rPr>
+            <m:sty m:val="p"/>
+          </m:rPr>
+          <m:t>−</m:t>
+        </m:r>
+        <m:r>
+          <m:t>0.019</m:t>
+        </m:r>
+      </m:oMath>
+      <w:r>
+        <w:t xml:space="preserve">, †), suggesting that, in the full specification, more experienced managers navigate the high-FSTS coordination challenges more effectively (negative interaction = smaller performance decline above the turning point).</w:t>
       </w:r>
     </w:p>
     <w:p>
@@ -1068,7 +1172,30 @@
         <w:pStyle w:val="BodyText"/>
       </w:pPr>
       <w:r>
-        <w:t xml:space="preserve">More relevant for H5 are the interaction terms: FSTS×ICRV (β = +1.762, p &lt; .001) and FSTS²×ICRV (β = −2.746, p &lt; .001). These indicate that the ascending slope of the I–P curve is steeper in weaker-institution economies (higher ICRV group), but so is the descending slope, meaning that the inverted-U peak occurs at lower export intensities in stronger-institution economies (lower ICRV number), and is more pronounced in weaker-institution economies. Decomposing by ICRV group: for Group I economies (Advanced innovation-driven), the estimated turning point is approximately 28%; for Group V–VI (Frontier/SIDS), the estimated turning point is approximately 55%. This pattern is consistent with firms in institutionally advanced economies recouping internationalization costs at lower export intensities, while firms in institutionally weaker environments require greater export commitment to reach the performance peak.</w:t>
+        <w:t xml:space="preserve">More relevant for H5 are the interaction terms: FSTS×ICRV (β = +1.762, p &lt; .001) and FSTS²×ICRV (</w:t>
+      </w:r>
+      <m:oMath>
+        <m:r>
+          <m:t>β</m:t>
+        </m:r>
+        <m:r>
+          <m:rPr>
+            <m:sty m:val="p"/>
+          </m:rPr>
+          <m:t>=</m:t>
+        </m:r>
+        <m:r>
+          <m:rPr>
+            <m:sty m:val="p"/>
+          </m:rPr>
+          <m:t>−</m:t>
+        </m:r>
+        <m:r>
+          <m:t>2.746</m:t>
+        </m:r>
+      </m:oMath>
+      <w:r>
+        <w:t xml:space="preserve">, p &lt; .001). These indicate that the ascending slope of the I–P curve is steeper in weaker-institution economies (higher ICRV group), but so is the descending slope, meaning that the inverted-U peak occurs at lower export intensities in stronger-institution economies (lower ICRV number), and is more pronounced in weaker-institution economies. Decomposing by ICRV group: for Group I economies (Advanced innovation-driven), the estimated turning point is approximately 28%; for Group V–VI (Frontier/SIDS), the estimated turning point is approximately 55%. This pattern is consistent with firms in institutionally advanced economies recouping internationalization costs at lower export intensities, while firms in institutionally weaker environments require greater export commitment to reach the performance peak.</w:t>
       </w:r>
     </w:p>
     <w:p>
@@ -1116,7 +1243,30 @@
         <w:pStyle w:val="BodyText"/>
       </w:pPr>
       <w:r>
-        <w:t xml:space="preserve">The capstone model adds all three-way interactions (FSTS×DAI×ICRV, plus constituent lower-order interactions). The Lind–Mehlum test in M11 confirms the inverted-U (TP = 34.6%, LM p = .002), establishing that the inverted-U shape holds even in the most demanding specification. The DAI×ICRV interaction (β = +0.060, p = .012, *) is statistically significant, consistent with the CDCM prediction that digital capabilities provide stronger per-unit performance effects in weaker institutional environments. The three-way FSTS×DAI×ICRV term (β = −0.001, NS) is not significant, indicating that the DAI curve-reshaping effect documented in M8/M9 does not systematically vary across the ICRV regime gradient in this specification.</w:t>
+        <w:t xml:space="preserve">The capstone model adds all three-way interactions (FSTS×DAI×ICRV, plus constituent lower-order interactions). The Lind–Mehlum test in M11 confirms the inverted-U (TP = 34.6%, LM p = .002), establishing that the inverted-U shape holds even in the most demanding specification. The DAI×ICRV interaction (β = +0.060, p = .012, *) is statistically significant, consistent with the CDCM prediction that digital capabilities provide stronger per-unit performance effects in weaker institutional environments. The three-way FSTS×DAI×ICRV term (</w:t>
+      </w:r>
+      <m:oMath>
+        <m:r>
+          <m:t>β</m:t>
+        </m:r>
+        <m:r>
+          <m:rPr>
+            <m:sty m:val="p"/>
+          </m:rPr>
+          <m:t>=</m:t>
+        </m:r>
+        <m:r>
+          <m:rPr>
+            <m:sty m:val="p"/>
+          </m:rPr>
+          <m:t>−</m:t>
+        </m:r>
+        <m:r>
+          <m:t>0.001</m:t>
+        </m:r>
+      </m:oMath>
+      <w:r>
+        <w:t xml:space="preserve">, NS) is not significant, indicating that the DAI curve-reshaping effect documented in M8/M9 does not systematically vary across the ICRV regime gradient in this specification.</w:t>
       </w:r>
     </w:p>
     <w:p>
